--- a/docs/Unlocking the Body's Language Dr. Correo Hofstad's Groundbreaking Discovery of Quaternary Coding.docx
+++ b/docs/Unlocking the Body's Language Dr. Correo Hofstad's Groundbreaking Discovery of Quaternary Coding.docx
@@ -59,48 +59,6 @@
           <w:rFonts w:ascii="Inter" w:hAnsi="Inter"/>
         </w:rPr>
       </w:pPr>
-      <w:r>
-        <w:rPr>
-          <w:rFonts w:ascii="Inter" w:hAnsi="Inter"/>
-        </w:rPr>
-        <w:t>North Seattle College</w:t>
-      </w:r>
-    </w:p>
-    <w:p>
-      <w:pPr>
-        <w:spacing w:after="0"/>
-        <w:rPr>
-          <w:rFonts w:ascii="Inter" w:hAnsi="Inter"/>
-        </w:rPr>
-      </w:pPr>
-      <w:r>
-        <w:rPr>
-          <w:rFonts w:ascii="Inter" w:hAnsi="Inter"/>
-        </w:rPr>
-        <w:t>EET 170 PLC I</w:t>
-      </w:r>
-    </w:p>
-    <w:p>
-      <w:pPr>
-        <w:spacing w:after="0"/>
-        <w:rPr>
-          <w:rFonts w:ascii="Inter" w:hAnsi="Inter"/>
-        </w:rPr>
-      </w:pPr>
-      <w:r>
-        <w:rPr>
-          <w:rFonts w:ascii="Inter" w:hAnsi="Inter"/>
-        </w:rPr>
-        <w:t>01/21/2025</w:t>
-      </w:r>
-    </w:p>
-    <w:p>
-      <w:pPr>
-        <w:spacing w:after="0"/>
-        <w:rPr>
-          <w:rFonts w:ascii="Inter" w:hAnsi="Inter"/>
-        </w:rPr>
-      </w:pPr>
     </w:p>
     <w:p>
       <w:pPr>
@@ -249,277 +207,264 @@
         <w:rPr>
           <w:rFonts w:ascii="Inter" w:hAnsi="Inter"/>
         </w:rPr>
-        <w:t xml:space="preserve"> within the </w:t>
-      </w:r>
-      <w:r>
-        <w:rPr>
-          <w:rFonts w:ascii="Inter" w:hAnsi="Inter"/>
+        <w:t xml:space="preserve"> within the cystic duct. However, Dr. Hofstad posits that their intricate design—their spiraling shape and the presence of neurohormonal-responsive muscle—plays a crucial role in how the body decodes signals of stress transmitted from the brain. </w:t>
+      </w:r>
+      <w:r>
+        <w:rPr>
+          <w:rFonts w:ascii="Inter" w:hAnsi="Inter"/>
+        </w:rPr>
+        <w:t>He</w:t>
+      </w:r>
+      <w:r>
+        <w:rPr>
+          <w:rFonts w:ascii="Inter" w:hAnsi="Inter"/>
+        </w:rPr>
+        <w:t xml:space="preserve"> forges a novel pathway to understanding how our physiological responses potentially shape cognitive processes and even memory formation.</w:t>
+      </w:r>
+    </w:p>
+    <w:p>
+      <w:pPr>
+        <w:rPr>
+          <w:rFonts w:ascii="Inter" w:hAnsi="Inter"/>
+        </w:rPr>
+      </w:pPr>
+    </w:p>
+    <w:p>
+      <w:pPr>
+        <w:rPr>
+          <w:rFonts w:ascii="Inter" w:hAnsi="Inter"/>
+        </w:rPr>
+      </w:pPr>
+    </w:p>
+    <w:p>
+      <w:pPr>
+        <w:rPr>
+          <w:rFonts w:ascii="Inter" w:hAnsi="Inter"/>
+          <w:b/>
+          <w:bCs/>
+        </w:rPr>
+      </w:pPr>
+      <w:r>
+        <w:rPr>
+          <w:rFonts w:ascii="Inter" w:hAnsi="Inter"/>
+          <w:b/>
+          <w:bCs/>
+        </w:rPr>
+        <w:t>The Science of Quaternary Codes</w:t>
+      </w:r>
+    </w:p>
+    <w:p>
+      <w:pPr>
+        <w:rPr>
+          <w:rFonts w:ascii="Inter" w:hAnsi="Inter"/>
+        </w:rPr>
+      </w:pPr>
+      <w:r>
+        <w:rPr>
+          <w:rFonts w:ascii="Inter" w:hAnsi="Inter"/>
+        </w:rPr>
+        <w:t xml:space="preserve">Dr. Hofstad has identified a remarkable mechanism within our bodies: the quaternary code. This code represents a base-4 numeral system consisting of the digits 0, 1, 2, and 3, enabling our body to convey complex messages related to stress and survival. By positing that cortisol—the primary stress hormone—functions </w:t>
+      </w:r>
+      <w:r>
+        <w:rPr>
+          <w:rFonts w:ascii="Inter" w:hAnsi="Inter"/>
+        </w:rPr>
+        <w:t>this way</w:t>
+      </w:r>
+      <w:r>
+        <w:rPr>
+          <w:rFonts w:ascii="Inter" w:hAnsi="Inter"/>
+        </w:rPr>
+        <w:t xml:space="preserve">, Dr. Hofstad has opened new frontiers in understanding the intricate relationship between our brain and the enteric nervous system. </w:t>
+      </w:r>
+      <w:r>
+        <w:rPr>
+          <w:rFonts w:ascii="Inter" w:hAnsi="Inter"/>
+        </w:rPr>
+        <w:t xml:space="preserve">This coding framework allows for </w:t>
+      </w:r>
+      <w:r>
+        <w:rPr>
+          <w:rFonts w:ascii="Inter" w:hAnsi="Inter"/>
+        </w:rPr>
+        <w:t xml:space="preserve">encoding </w:t>
+      </w:r>
+      <w:r>
+        <w:rPr>
+          <w:rFonts w:ascii="Inter" w:hAnsi="Inter"/>
+        </w:rPr>
+        <w:t xml:space="preserve">complex information using fewer units than conventional binary systems, which only rely on a base-2 format. In practical applications, quaternary codes navigate unique </w:t>
+      </w:r>
+      <w:r>
+        <w:rPr>
+          <w:rFonts w:ascii="Inter" w:hAnsi="Inter"/>
+        </w:rPr>
+        <w:t>data processing paths</w:t>
+      </w:r>
+      <w:r>
+        <w:rPr>
+          <w:rFonts w:ascii="Inter" w:hAnsi="Inter"/>
+        </w:rPr>
+        <w:t>, making them invaluable in fields such as electrical engineering.</w:t>
+      </w:r>
+    </w:p>
+    <w:p>
+      <w:pPr>
+        <w:rPr>
+          <w:rFonts w:ascii="Inter" w:hAnsi="Inter"/>
+        </w:rPr>
+      </w:pPr>
+      <w:r>
+        <w:rPr>
+          <w:rFonts w:ascii="Inter" w:hAnsi="Inter"/>
+        </w:rPr>
+        <w:t xml:space="preserve">Dr. Hofstad extends the idea of quaternary codes beyond the world of electronics into human biology. Specifically, he proposes that cortisol, the hormone released during moments of stress, transmits information through a string of quaternary </w:t>
+      </w:r>
+      <w:r>
+        <w:rPr>
+          <w:rFonts w:ascii="Inter" w:hAnsi="Inter"/>
+        </w:rPr>
+        <w:t>codes</w:t>
+      </w:r>
+      <w:r>
+        <w:rPr>
+          <w:rFonts w:ascii="Inter" w:hAnsi="Inter"/>
+        </w:rPr>
+        <w:t xml:space="preserve"> to the spiral mucosal folds. </w:t>
+      </w:r>
+      <w:r>
+        <w:rPr>
+          <w:rFonts w:ascii="Inter" w:hAnsi="Inter"/>
+        </w:rPr>
+        <w:t xml:space="preserve">These structures contain </w:t>
+      </w:r>
+      <w:proofErr w:type="spellStart"/>
+      <w:r>
+        <w:rPr>
+          <w:rFonts w:ascii="Inter" w:hAnsi="Inter"/>
+        </w:rPr>
+        <w:t>neurohormonally</w:t>
+      </w:r>
+      <w:proofErr w:type="spellEnd"/>
+      <w:r>
+        <w:rPr>
+          <w:rFonts w:ascii="Inter" w:hAnsi="Inter"/>
+        </w:rPr>
+        <w:t xml:space="preserve"> responsive muscle tissue, acting as conduits for hormonal messages. Consequently, they may significantly influence how our body responds to stress through the intricate dance of hormonal signaling. </w:t>
+      </w:r>
+      <w:r>
+        <w:rPr>
+          <w:rFonts w:ascii="Inter" w:hAnsi="Inter"/>
+        </w:rPr>
+        <w:t xml:space="preserve">By recognizing the significance of this coding system, Hofstad raises essential questions about the efficiency and accuracy of our body's communication mechanisms. It becomes increasingly clear that deciphering these biological codes could </w:t>
+      </w:r>
+      <w:r>
+        <w:rPr>
+          <w:rFonts w:ascii="Inter" w:hAnsi="Inter"/>
+        </w:rPr>
+        <w:t>be key</w:t>
+      </w:r>
+      <w:r>
+        <w:rPr>
+          <w:rFonts w:ascii="Inter" w:hAnsi="Inter"/>
+        </w:rPr>
+        <w:t xml:space="preserve"> to understanding various bodily functions and dysfunctions.</w:t>
+      </w:r>
+    </w:p>
+    <w:p>
+      <w:pPr>
+        <w:rPr>
+          <w:rFonts w:ascii="Inter" w:hAnsi="Inter"/>
+          <w:b/>
+          <w:bCs/>
+        </w:rPr>
+      </w:pPr>
+      <w:r>
+        <w:rPr>
+          <w:rFonts w:ascii="Inter" w:hAnsi="Inter"/>
+          <w:b/>
+          <w:bCs/>
+        </w:rPr>
+        <w:t>Decoding the Body's Stress Signals</w:t>
+      </w:r>
+    </w:p>
+    <w:p>
+      <w:pPr>
+        <w:rPr>
+          <w:rFonts w:ascii="Inter" w:hAnsi="Inter"/>
+        </w:rPr>
+      </w:pPr>
+      <w:r>
+        <w:rPr>
+          <w:rFonts w:ascii="Inter" w:hAnsi="Inter"/>
+        </w:rPr>
+        <w:t xml:space="preserve">Current medical research suggests that our bodies respond intricately to stress signals encoded in hormones. The most notable of these hormones is cortisol, often </w:t>
+      </w:r>
+      <w:r>
+        <w:rPr>
+          <w:rFonts w:ascii="Inter" w:hAnsi="Inter"/>
+        </w:rPr>
+        <w:t>called</w:t>
+      </w:r>
+      <w:r>
+        <w:rPr>
+          <w:rFonts w:ascii="Inter" w:hAnsi="Inter"/>
+        </w:rPr>
+        <w:t xml:space="preserve"> the "stress hormone." Cortisol's role transcends beyond mere stress response; it provides crucial data to various bodily systems, including the digestive and nervous systems. Within the gastrointestinal tract lies the enteric nervous system, often </w:t>
+      </w:r>
+      <w:r>
+        <w:rPr>
+          <w:rFonts w:ascii="Inter" w:hAnsi="Inter"/>
+        </w:rPr>
+        <w:t>called</w:t>
+      </w:r>
+      <w:r>
+        <w:rPr>
+          <w:rFonts w:ascii="Inter" w:hAnsi="Inter"/>
+        </w:rPr>
+        <w:t xml:space="preserve"> the "second brain," through which these stress signals may influence our digestive processes and emotional responses.</w:t>
+      </w:r>
+    </w:p>
+    <w:p>
+      <w:pPr>
+        <w:rPr>
+          <w:rFonts w:ascii="Inter" w:hAnsi="Inter"/>
+        </w:rPr>
+      </w:pPr>
+      <w:r>
+        <w:rPr>
+          <w:rFonts w:ascii="Inter" w:hAnsi="Inter"/>
+        </w:rPr>
+        <w:t xml:space="preserve">Dr. Hofstad's research unveils an exciting new explanation: the spiral mucosal folds of the gall bladder may serve not only a digestive purpose but could also act as a decoding mechanism for interpreting the signals received from cortisol. By tapping into this mechanism, researchers like Hofstad aspire to understand how stress impacts our physical well-being, including consequences such as anxiety, obesity, and gastrointestinal disorders. Thus, the quaternary code appears to be </w:t>
+      </w:r>
+      <w:r>
+        <w:rPr>
+          <w:rFonts w:ascii="Inter" w:hAnsi="Inter"/>
+        </w:rPr>
+        <w:t xml:space="preserve">critical in creating an integrated response system that navigates stress control throughout the </w:t>
+      </w:r>
+      <w:r>
+        <w:rPr>
+          <w:rFonts w:ascii="Inter" w:hAnsi="Inter"/>
+        </w:rPr>
+        <w:t>body.</w:t>
+      </w:r>
+    </w:p>
+    <w:p>
+      <w:pPr>
+        <w:rPr>
+          <w:rFonts w:ascii="Inter" w:hAnsi="Inter"/>
+          <w:b/>
+          <w:bCs/>
+        </w:rPr>
+      </w:pPr>
+      <w:r>
+        <w:rPr>
+          <w:rFonts w:ascii="Inter" w:hAnsi="Inter"/>
+          <w:b/>
+          <w:bCs/>
         </w:rPr>
         <w:lastRenderedPageBreak/>
-        <w:t xml:space="preserve">cystic duct. However, Dr. Hofstad posits that their intricate design—their spiraling shape and the presence of neurohormonal-responsive muscle—plays a crucial role in how the body decodes signals of stress transmitted from the brain. </w:t>
-      </w:r>
-      <w:r>
-        <w:rPr>
-          <w:rFonts w:ascii="Inter" w:hAnsi="Inter"/>
-        </w:rPr>
-        <w:t>He</w:t>
-      </w:r>
-      <w:r>
-        <w:rPr>
-          <w:rFonts w:ascii="Inter" w:hAnsi="Inter"/>
-        </w:rPr>
-        <w:t xml:space="preserve"> forges a novel pathway to understanding how our physiological responses potentially shape cognitive processes and even memory formation.</w:t>
-      </w:r>
-    </w:p>
-    <w:p>
-      <w:pPr>
-        <w:rPr>
-          <w:rFonts w:ascii="Inter" w:hAnsi="Inter"/>
-        </w:rPr>
-      </w:pPr>
-    </w:p>
-    <w:p>
-      <w:pPr>
-        <w:rPr>
-          <w:rFonts w:ascii="Inter" w:hAnsi="Inter"/>
-        </w:rPr>
-      </w:pPr>
-    </w:p>
-    <w:p>
-      <w:pPr>
-        <w:rPr>
-          <w:rFonts w:ascii="Inter" w:hAnsi="Inter"/>
-          <w:b/>
-          <w:bCs/>
-        </w:rPr>
-      </w:pPr>
-      <w:r>
-        <w:rPr>
-          <w:rFonts w:ascii="Inter" w:hAnsi="Inter"/>
-          <w:b/>
-          <w:bCs/>
-        </w:rPr>
-        <w:t>The Science of Quaternary Codes</w:t>
-      </w:r>
-    </w:p>
-    <w:p>
-      <w:pPr>
-        <w:rPr>
-          <w:rFonts w:ascii="Inter" w:hAnsi="Inter"/>
-        </w:rPr>
-      </w:pPr>
-      <w:r>
-        <w:rPr>
-          <w:rFonts w:ascii="Inter" w:hAnsi="Inter"/>
-        </w:rPr>
-        <w:t xml:space="preserve">Dr. Hofstad has identified a remarkable mechanism within our bodies: the quaternary code. This code represents a base-4 numeral system consisting of the digits 0, 1, 2, and 3, enabling our body to convey complex messages related to stress and survival. By positing that cortisol—the primary stress hormone—functions </w:t>
-      </w:r>
-      <w:r>
-        <w:rPr>
-          <w:rFonts w:ascii="Inter" w:hAnsi="Inter"/>
-        </w:rPr>
-        <w:t>this way</w:t>
-      </w:r>
-      <w:r>
-        <w:rPr>
-          <w:rFonts w:ascii="Inter" w:hAnsi="Inter"/>
-        </w:rPr>
-        <w:t xml:space="preserve">, Dr. Hofstad has opened new frontiers in understanding the intricate relationship between our brain and the enteric nervous system. </w:t>
-      </w:r>
-      <w:r>
-        <w:rPr>
-          <w:rFonts w:ascii="Inter" w:hAnsi="Inter"/>
-        </w:rPr>
-        <w:t xml:space="preserve">This coding framework allows for </w:t>
-      </w:r>
-      <w:r>
-        <w:rPr>
-          <w:rFonts w:ascii="Inter" w:hAnsi="Inter"/>
-        </w:rPr>
-        <w:t xml:space="preserve">encoding </w:t>
-      </w:r>
-      <w:r>
-        <w:rPr>
-          <w:rFonts w:ascii="Inter" w:hAnsi="Inter"/>
-        </w:rPr>
-        <w:t xml:space="preserve">complex information using fewer units than conventional binary systems, which only rely on a base-2 format. In practical applications, quaternary codes navigate unique </w:t>
-      </w:r>
-      <w:r>
-        <w:rPr>
-          <w:rFonts w:ascii="Inter" w:hAnsi="Inter"/>
-        </w:rPr>
-        <w:t>data processing paths</w:t>
-      </w:r>
-      <w:r>
-        <w:rPr>
-          <w:rFonts w:ascii="Inter" w:hAnsi="Inter"/>
-        </w:rPr>
-        <w:t>, making them invaluable in fields such as electrical engineering.</w:t>
-      </w:r>
-    </w:p>
-    <w:p>
-      <w:pPr>
-        <w:rPr>
-          <w:rFonts w:ascii="Inter" w:hAnsi="Inter"/>
-        </w:rPr>
-      </w:pPr>
-      <w:r>
-        <w:rPr>
-          <w:rFonts w:ascii="Inter" w:hAnsi="Inter"/>
-        </w:rPr>
-        <w:t xml:space="preserve">Dr. Hofstad extends the idea of quaternary codes beyond the world of electronics into human biology. Specifically, he proposes that cortisol, the hormone released during moments of stress, transmits information through a string of quaternary </w:t>
-      </w:r>
-      <w:r>
-        <w:rPr>
-          <w:rFonts w:ascii="Inter" w:hAnsi="Inter"/>
-        </w:rPr>
-        <w:t>codes</w:t>
-      </w:r>
-      <w:r>
-        <w:rPr>
-          <w:rFonts w:ascii="Inter" w:hAnsi="Inter"/>
-        </w:rPr>
-        <w:t xml:space="preserve"> to the spiral mucosal folds. </w:t>
-      </w:r>
-      <w:r>
-        <w:rPr>
-          <w:rFonts w:ascii="Inter" w:hAnsi="Inter"/>
-        </w:rPr>
-        <w:t xml:space="preserve">These structures contain </w:t>
-      </w:r>
-      <w:proofErr w:type="spellStart"/>
-      <w:r>
-        <w:rPr>
-          <w:rFonts w:ascii="Inter" w:hAnsi="Inter"/>
-        </w:rPr>
-        <w:t>neurohormonally</w:t>
-      </w:r>
-      <w:proofErr w:type="spellEnd"/>
-      <w:r>
-        <w:rPr>
-          <w:rFonts w:ascii="Inter" w:hAnsi="Inter"/>
-        </w:rPr>
-        <w:t xml:space="preserve"> responsive muscle tissue, acting as conduits for hormonal messages. Consequently, they may significantly influence how our body responds to stress through the intricate dance of hormonal signaling. </w:t>
-      </w:r>
-      <w:r>
-        <w:rPr>
-          <w:rFonts w:ascii="Inter" w:hAnsi="Inter"/>
-        </w:rPr>
-        <w:t xml:space="preserve">By recognizing the significance of this coding system, Hofstad raises essential questions about the efficiency and accuracy of our body's communication mechanisms. It becomes increasingly clear that deciphering these biological codes could </w:t>
-      </w:r>
-      <w:r>
-        <w:rPr>
-          <w:rFonts w:ascii="Inter" w:hAnsi="Inter"/>
-        </w:rPr>
-        <w:t>be key</w:t>
-      </w:r>
-      <w:r>
-        <w:rPr>
-          <w:rFonts w:ascii="Inter" w:hAnsi="Inter"/>
-        </w:rPr>
-        <w:t xml:space="preserve"> to understanding various bodily functions and dysfunctions.</w:t>
-      </w:r>
-    </w:p>
-    <w:p>
-      <w:pPr>
-        <w:rPr>
-          <w:rFonts w:ascii="Inter" w:hAnsi="Inter"/>
-          <w:b/>
-          <w:bCs/>
-        </w:rPr>
-      </w:pPr>
-      <w:r>
-        <w:rPr>
-          <w:rFonts w:ascii="Inter" w:hAnsi="Inter"/>
-          <w:b/>
-          <w:bCs/>
-        </w:rPr>
-        <w:t>Decoding the Body's Stress Signals</w:t>
-      </w:r>
-    </w:p>
-    <w:p>
-      <w:pPr>
-        <w:rPr>
-          <w:rFonts w:ascii="Inter" w:hAnsi="Inter"/>
-        </w:rPr>
-      </w:pPr>
-      <w:r>
-        <w:rPr>
-          <w:rFonts w:ascii="Inter" w:hAnsi="Inter"/>
-        </w:rPr>
-        <w:t xml:space="preserve">Current medical research suggests that our bodies respond intricately to stress signals encoded in hormones. The most notable of these hormones is cortisol, often </w:t>
-      </w:r>
-      <w:r>
-        <w:rPr>
-          <w:rFonts w:ascii="Inter" w:hAnsi="Inter"/>
-        </w:rPr>
-        <w:t>called</w:t>
-      </w:r>
-      <w:r>
-        <w:rPr>
-          <w:rFonts w:ascii="Inter" w:hAnsi="Inter"/>
-        </w:rPr>
-        <w:t xml:space="preserve"> the "stress hormone." Cortisol's role transcends beyond mere stress response; it provides crucial data to various bodily systems, including the digestive and nervous systems. Within the gastrointestinal tract lies the enteric </w:t>
-      </w:r>
-      <w:r>
-        <w:rPr>
-          <w:rFonts w:ascii="Inter" w:hAnsi="Inter"/>
-        </w:rPr>
-        <w:lastRenderedPageBreak/>
-        <w:t xml:space="preserve">nervous system, often </w:t>
-      </w:r>
-      <w:r>
-        <w:rPr>
-          <w:rFonts w:ascii="Inter" w:hAnsi="Inter"/>
-        </w:rPr>
-        <w:t>called</w:t>
-      </w:r>
-      <w:r>
-        <w:rPr>
-          <w:rFonts w:ascii="Inter" w:hAnsi="Inter"/>
-        </w:rPr>
-        <w:t xml:space="preserve"> the "second brain," through which these stress signals may influence our digestive processes and emotional responses.</w:t>
-      </w:r>
-    </w:p>
-    <w:p>
-      <w:pPr>
-        <w:rPr>
-          <w:rFonts w:ascii="Inter" w:hAnsi="Inter"/>
-        </w:rPr>
-      </w:pPr>
-      <w:r>
-        <w:rPr>
-          <w:rFonts w:ascii="Inter" w:hAnsi="Inter"/>
-        </w:rPr>
-        <w:t xml:space="preserve">Dr. Hofstad's research unveils an exciting new explanation: the spiral mucosal folds of the gall bladder may serve not only a digestive purpose but could also act as a decoding mechanism for interpreting the signals received from cortisol. By tapping into this mechanism, researchers like Hofstad aspire to understand how stress impacts our physical well-being, including consequences such as anxiety, obesity, and gastrointestinal disorders. Thus, the quaternary code appears to be </w:t>
-      </w:r>
-      <w:r>
-        <w:rPr>
-          <w:rFonts w:ascii="Inter" w:hAnsi="Inter"/>
-        </w:rPr>
-        <w:t xml:space="preserve">critical in creating an integrated response system that navigates stress control throughout the </w:t>
-      </w:r>
-      <w:r>
-        <w:rPr>
-          <w:rFonts w:ascii="Inter" w:hAnsi="Inter"/>
-        </w:rPr>
-        <w:t>body.</w:t>
-      </w:r>
-    </w:p>
-    <w:p>
-      <w:pPr>
-        <w:rPr>
-          <w:rFonts w:ascii="Inter" w:hAnsi="Inter"/>
-          <w:b/>
-          <w:bCs/>
-        </w:rPr>
-      </w:pPr>
-      <w:r>
-        <w:rPr>
-          <w:rFonts w:ascii="Inter" w:hAnsi="Inter"/>
-          <w:b/>
-          <w:bCs/>
-        </w:rPr>
         <w:t>Cortisol: The Key Player in Hormonal Communication</w:t>
       </w:r>
     </w:p>
@@ -631,14 +576,7 @@
         <w:rPr>
           <w:rFonts w:ascii="Inter" w:hAnsi="Inter"/>
         </w:rPr>
-        <w:t xml:space="preserve">The specificity of the spiral folds encapsulates their potential for decoding hormonal signals. Their unique structure consists of muscle fibers responsive to neurohormonal stimuli, which may enhance their role in translating quaternary code within stress hormones into actionable physiological responses. Dr. Hofstad </w:t>
-      </w:r>
-      <w:r>
-        <w:rPr>
-          <w:rFonts w:ascii="Inter" w:hAnsi="Inter"/>
-        </w:rPr>
-        <w:lastRenderedPageBreak/>
-        <w:t>emphasizes that understanding these dynamic structures helps elucidate the biological pathways linking stress and digestion, furthering insight into how our bodies manage various internal and external stimuli.</w:t>
+        <w:t>The specificity of the spiral folds encapsulates their potential for decoding hormonal signals. Their unique structure consists of muscle fibers responsive to neurohormonal stimuli, which may enhance their role in translating quaternary code within stress hormones into actionable physiological responses. Dr. Hofstad emphasizes that understanding these dynamic structures helps elucidate the biological pathways linking stress and digestion, furthering insight into how our bodies manage various internal and external stimuli.</w:t>
       </w:r>
     </w:p>
     <w:p>
@@ -701,7 +639,14 @@
         <w:rPr>
           <w:rFonts w:ascii="Inter" w:hAnsi="Inter"/>
         </w:rPr>
-        <w:t>Dr. Hofstad's exploration of biological quaternary codes does not merely operate in a vacuum; it draws connections between biological structures and advanced technologies. As mentioned, several applications of quaternary codes are prevalent in electronics, enhancing our ability to manipulate and process digital data. Inspired by this relevance, Hofstad envisions a future where biological data recovery mirrors technological processes, potentially offering new methods to access and enhance human memory.</w:t>
+        <w:t xml:space="preserve">Dr. Hofstad's exploration of biological quaternary codes does not merely operate in a vacuum; it draws connections between biological structures and advanced technologies. As mentioned, several applications of quaternary codes are prevalent in electronics, enhancing our ability to manipulate and process digital data. Inspired by this relevance, Hofstad </w:t>
+      </w:r>
+      <w:r>
+        <w:rPr>
+          <w:rFonts w:ascii="Inter" w:hAnsi="Inter"/>
+        </w:rPr>
+        <w:lastRenderedPageBreak/>
+        <w:t>envisions a future where biological data recovery mirrors technological processes, potentially offering new methods to access and enhance human memory.</w:t>
       </w:r>
     </w:p>
     <w:p>
@@ -810,75 +755,75 @@
           <w:b/>
           <w:bCs/>
         </w:rPr>
+        <w:t>Implications for Memory and Cognitive Function</w:t>
+      </w:r>
+    </w:p>
+    <w:p>
+      <w:pPr>
+        <w:rPr>
+          <w:rFonts w:ascii="Inter" w:hAnsi="Inter"/>
+        </w:rPr>
+      </w:pPr>
+      <w:r>
+        <w:rPr>
+          <w:rFonts w:ascii="Inter" w:hAnsi="Inter"/>
+        </w:rPr>
+        <w:t>The implications of Dr. Hofstad's research extend significantly into memory and cognition. By understanding the mechanics of how quaternary code functions at a biological level, researchers might partially unravel the intricacies behind memory formation and retrieval. The notion that cortisol transports strings of quaternary code to various neural pathways adds a new dimension to the growing knowledge surrounding stress and cognitive function.</w:t>
+      </w:r>
+    </w:p>
+    <w:p>
+      <w:pPr>
+        <w:rPr>
+          <w:rFonts w:ascii="Inter" w:hAnsi="Inter"/>
+        </w:rPr>
+      </w:pPr>
+      <w:r>
+        <w:rPr>
+          <w:rFonts w:ascii="Inter" w:hAnsi="Inter"/>
+        </w:rPr>
+        <w:t xml:space="preserve">This focus on memory is especially crucial as society continues to confront challenges related to cognitive decline in aging populations and the effects of trauma on mental health. </w:t>
+      </w:r>
+      <w:r>
+        <w:rPr>
+          <w:rFonts w:ascii="Inter" w:hAnsi="Inter"/>
+        </w:rPr>
+        <w:t>Insights</w:t>
+      </w:r>
+      <w:r>
+        <w:rPr>
+          <w:rFonts w:ascii="Inter" w:hAnsi="Inter"/>
+        </w:rPr>
+        <w:t xml:space="preserve"> into dendrite formation—key structures in neuron communication—are integral to understanding how memory processes evolve and deteriorate. As Dr. Hofstad investigates the role of quaternary codes in building and maintaining dendritic structures, we come closer to revealing the biological underpinnings of memory and how they can be manipulated for recovery and enhancement.</w:t>
+      </w:r>
+    </w:p>
+    <w:p>
+      <w:pPr>
+        <w:rPr>
+          <w:rFonts w:ascii="Inter" w:hAnsi="Inter"/>
+          <w:b/>
+          <w:bCs/>
+        </w:rPr>
+      </w:pPr>
+      <w:r>
+        <w:rPr>
+          <w:rFonts w:ascii="Inter" w:hAnsi="Inter"/>
+          <w:b/>
+          <w:bCs/>
+        </w:rPr>
+        <w:t>The Role of Dendrites in Nervous System Communication</w:t>
+      </w:r>
+    </w:p>
+    <w:p>
+      <w:pPr>
+        <w:rPr>
+          <w:rFonts w:ascii="Inter" w:hAnsi="Inter"/>
+        </w:rPr>
+      </w:pPr>
+      <w:r>
+        <w:rPr>
+          <w:rFonts w:ascii="Inter" w:hAnsi="Inter"/>
+        </w:rPr>
         <w:lastRenderedPageBreak/>
-        <w:t>Implications for Memory and Cognitive Function</w:t>
-      </w:r>
-    </w:p>
-    <w:p>
-      <w:pPr>
-        <w:rPr>
-          <w:rFonts w:ascii="Inter" w:hAnsi="Inter"/>
-        </w:rPr>
-      </w:pPr>
-      <w:r>
-        <w:rPr>
-          <w:rFonts w:ascii="Inter" w:hAnsi="Inter"/>
-        </w:rPr>
-        <w:t>The implications of Dr. Hofstad's research extend significantly into memory and cognition. By understanding the mechanics of how quaternary code functions at a biological level, researchers might partially unravel the intricacies behind memory formation and retrieval. The notion that cortisol transports strings of quaternary code to various neural pathways adds a new dimension to the growing knowledge surrounding stress and cognitive function.</w:t>
-      </w:r>
-    </w:p>
-    <w:p>
-      <w:pPr>
-        <w:rPr>
-          <w:rFonts w:ascii="Inter" w:hAnsi="Inter"/>
-        </w:rPr>
-      </w:pPr>
-      <w:r>
-        <w:rPr>
-          <w:rFonts w:ascii="Inter" w:hAnsi="Inter"/>
-        </w:rPr>
-        <w:t xml:space="preserve">This focus on memory is especially crucial as society continues to confront challenges related to cognitive decline in aging populations and the effects of trauma on mental health. </w:t>
-      </w:r>
-      <w:r>
-        <w:rPr>
-          <w:rFonts w:ascii="Inter" w:hAnsi="Inter"/>
-        </w:rPr>
-        <w:t>Insights</w:t>
-      </w:r>
-      <w:r>
-        <w:rPr>
-          <w:rFonts w:ascii="Inter" w:hAnsi="Inter"/>
-        </w:rPr>
-        <w:t xml:space="preserve"> into dendrite formation—key structures in neuron communication—are integral to understanding how memory processes evolve and deteriorate. As Dr. Hofstad investigates the role of quaternary codes in building and maintaining dendritic structures, we come closer to revealing the biological underpinnings of memory and how they can be manipulated for recovery and enhancement.</w:t>
-      </w:r>
-    </w:p>
-    <w:p>
-      <w:pPr>
-        <w:rPr>
-          <w:rFonts w:ascii="Inter" w:hAnsi="Inter"/>
-          <w:b/>
-          <w:bCs/>
-        </w:rPr>
-      </w:pPr>
-      <w:r>
-        <w:rPr>
-          <w:rFonts w:ascii="Inter" w:hAnsi="Inter"/>
-          <w:b/>
-          <w:bCs/>
-        </w:rPr>
-        <w:t>The Role of Dendrites in Nervous System Communication</w:t>
-      </w:r>
-    </w:p>
-    <w:p>
-      <w:pPr>
-        <w:rPr>
-          <w:rFonts w:ascii="Inter" w:hAnsi="Inter"/>
-        </w:rPr>
-      </w:pPr>
-      <w:r>
-        <w:rPr>
-          <w:rFonts w:ascii="Inter" w:hAnsi="Inter"/>
-        </w:rPr>
         <w:t xml:space="preserve">Dendrites, the branched extensions on nerve cells, play pivotal roles in neurotransmission. Each dendrite constitutes a complex structure </w:t>
       </w:r>
       <w:r>
@@ -958,14 +903,132 @@
         <w:rPr>
           <w:rFonts w:ascii="Inter" w:hAnsi="Inter"/>
         </w:rPr>
-        <w:t xml:space="preserve">Understanding the interactions between cortisol, quaternary codes, and memory is essential for advancing mental health treatments. Chronic stress profoundly impacts memory formation and retrieval, leading to cognitive decline in many individuals. Dr. Hofstad's groundbreaking discoveries might offer fresh </w:t>
-      </w:r>
+        <w:t>Understanding the interactions between cortisol, quaternary codes, and memory is essential for advancing mental health treatments. Chronic stress profoundly impacts memory formation and retrieval, leading to cognitive decline in many individuals. Dr. Hofstad's groundbreaking discoveries might offer fresh perspectives on why stress can upend normal cognitive processes and memory formation.</w:t>
+      </w:r>
+    </w:p>
+    <w:p>
+      <w:pPr>
+        <w:rPr>
+          <w:rFonts w:ascii="Inter" w:hAnsi="Inter"/>
+        </w:rPr>
+      </w:pPr>
+      <w:r>
+        <w:rPr>
+          <w:rFonts w:ascii="Inter" w:hAnsi="Inter"/>
+        </w:rPr>
+        <w:t>Through the lens of quaternary codes, we gain valuable insights into how stress contributes to memory loss. By exploring the underlying mechanisms, including how cortisol interacts with dendritic structures, we may unravel strategies to mitigate its negative impacts. This research could potentially lead to revolutionary therapies aimed at protecting and revitalizing memory functions in stressed individuals.</w:t>
+      </w:r>
+    </w:p>
+    <w:p>
+      <w:pPr>
+        <w:rPr>
+          <w:rFonts w:ascii="Inter" w:hAnsi="Inter"/>
+          <w:b/>
+          <w:bCs/>
+        </w:rPr>
+      </w:pPr>
+      <w:r>
+        <w:rPr>
+          <w:rFonts w:ascii="Inter" w:hAnsi="Inter"/>
+          <w:b/>
+          <w:bCs/>
+        </w:rPr>
+        <w:t>The Chemical Structure of Cortisol: A Deeper Dive</w:t>
+      </w:r>
+    </w:p>
+    <w:p>
+      <w:pPr>
+        <w:rPr>
+          <w:rFonts w:ascii="Inter" w:hAnsi="Inter"/>
+        </w:rPr>
+      </w:pPr>
+      <w:r>
+        <w:rPr>
+          <w:rFonts w:ascii="Inter" w:hAnsi="Inter"/>
+        </w:rPr>
+        <w:t xml:space="preserve">To appreciate cortisol's role in quaternary coding, we must examine its structure. Cortisol </w:t>
+      </w:r>
+      <w:r>
+        <w:rPr>
+          <w:rFonts w:ascii="Inter" w:hAnsi="Inter"/>
+        </w:rPr>
+        <w:t xml:space="preserve">is a </w:t>
+      </w:r>
+      <w:proofErr w:type="spellStart"/>
+      <w:r>
+        <w:rPr>
+          <w:rFonts w:ascii="Inter" w:hAnsi="Inter"/>
+        </w:rPr>
+        <w:t>pregnane</w:t>
+      </w:r>
+      <w:proofErr w:type="spellEnd"/>
+      <w:r>
+        <w:rPr>
+          <w:rFonts w:ascii="Inter" w:hAnsi="Inter"/>
+        </w:rPr>
+        <w:t xml:space="preserve"> steroid backbone with specific functional groups attaching to the core structure, including hydroxyl and oxo groups</w:t>
+      </w:r>
+      <w:r>
+        <w:rPr>
+          <w:rFonts w:ascii="Inter" w:hAnsi="Inter"/>
+        </w:rPr>
+        <w:t>. These chemical characteristics enable cortisol to exert its effects on various receptors.</w:t>
+      </w:r>
+    </w:p>
+    <w:p>
+      <w:pPr>
+        <w:rPr>
+          <w:rFonts w:ascii="Inter" w:hAnsi="Inter"/>
+        </w:rPr>
+      </w:pPr>
+      <w:r>
+        <w:rPr>
+          <w:rFonts w:ascii="Inter" w:hAnsi="Inter"/>
+        </w:rPr>
+        <w:t xml:space="preserve">The four key chemical components of cortisol—carbon, hydrogen, oxygen, and the steroid nucleus—form the basis of its biological action. </w:t>
+      </w:r>
+      <w:r>
+        <w:rPr>
+          <w:rFonts w:ascii="Inter" w:hAnsi="Inter"/>
+        </w:rPr>
+        <w:t>The potential for cortisol's quaternary properties to interact with our DNA is even more intriguing</w:t>
+      </w:r>
+      <w:r>
+        <w:rPr>
+          <w:rFonts w:ascii="Inter" w:hAnsi="Inter"/>
+        </w:rPr>
+        <w:t>. By engaging in a cellular dialogue through the quaternary code, cortisol might influence gene expression, shaping critical processes such as memory retention, learning, and overall neural function.</w:t>
+      </w:r>
+    </w:p>
+    <w:p>
+      <w:pPr>
+        <w:rPr>
+          <w:rFonts w:ascii="Inter" w:hAnsi="Inter"/>
+          <w:b/>
+          <w:bCs/>
+        </w:rPr>
+      </w:pPr>
+      <w:r>
+        <w:rPr>
+          <w:rFonts w:ascii="Inter" w:hAnsi="Inter"/>
+          <w:b/>
+          <w:bCs/>
+        </w:rPr>
+        <w:t>Unraveling the Connection: Memory and Stress</w:t>
+      </w:r>
+    </w:p>
+    <w:p>
+      <w:pPr>
+        <w:rPr>
+          <w:rFonts w:ascii="Inter" w:hAnsi="Inter"/>
+        </w:rPr>
+      </w:pPr>
       <w:r>
         <w:rPr>
           <w:rFonts w:ascii="Inter" w:hAnsi="Inter"/>
         </w:rPr>
         <w:lastRenderedPageBreak/>
-        <w:t>perspectives on why stress can upend normal cognitive processes and memory formation.</w:t>
+        <w:t>Understanding the interactions between cortisol, quaternary codes, and memory is essential for advancing mental health treatments. Chronic stress profoundly impacts memory formation and retrieval, leading to cognitive decline in many individuals. Dr. Hofstad's groundbreaking discoveries might offer fresh perspectives on why stress can upend normal cognitive processes and memory formation.</w:t>
       </w:r>
     </w:p>
     <w:p>
@@ -995,130 +1058,6 @@
           <w:b/>
           <w:bCs/>
         </w:rPr>
-        <w:t>The Chemical Structure of Cortisol: A Deeper Dive</w:t>
-      </w:r>
-    </w:p>
-    <w:p>
-      <w:pPr>
-        <w:rPr>
-          <w:rFonts w:ascii="Inter" w:hAnsi="Inter"/>
-        </w:rPr>
-      </w:pPr>
-      <w:r>
-        <w:rPr>
-          <w:rFonts w:ascii="Inter" w:hAnsi="Inter"/>
-        </w:rPr>
-        <w:t xml:space="preserve">To appreciate cortisol's role in quaternary coding, we must examine its structure. Cortisol </w:t>
-      </w:r>
-      <w:r>
-        <w:rPr>
-          <w:rFonts w:ascii="Inter" w:hAnsi="Inter"/>
-        </w:rPr>
-        <w:t xml:space="preserve">is a </w:t>
-      </w:r>
-      <w:proofErr w:type="spellStart"/>
-      <w:r>
-        <w:rPr>
-          <w:rFonts w:ascii="Inter" w:hAnsi="Inter"/>
-        </w:rPr>
-        <w:t>pregnane</w:t>
-      </w:r>
-      <w:proofErr w:type="spellEnd"/>
-      <w:r>
-        <w:rPr>
-          <w:rFonts w:ascii="Inter" w:hAnsi="Inter"/>
-        </w:rPr>
-        <w:t xml:space="preserve"> steroid backbone with specific functional groups attaching to the core structure, including hydroxyl and oxo groups</w:t>
-      </w:r>
-      <w:r>
-        <w:rPr>
-          <w:rFonts w:ascii="Inter" w:hAnsi="Inter"/>
-        </w:rPr>
-        <w:t>. These chemical characteristics enable cortisol to exert its effects on various receptors.</w:t>
-      </w:r>
-    </w:p>
-    <w:p>
-      <w:pPr>
-        <w:rPr>
-          <w:rFonts w:ascii="Inter" w:hAnsi="Inter"/>
-        </w:rPr>
-      </w:pPr>
-      <w:r>
-        <w:rPr>
-          <w:rFonts w:ascii="Inter" w:hAnsi="Inter"/>
-        </w:rPr>
-        <w:t xml:space="preserve">The four key chemical components of cortisol—carbon, hydrogen, oxygen, and the steroid nucleus—form the basis of its biological action. </w:t>
-      </w:r>
-      <w:r>
-        <w:rPr>
-          <w:rFonts w:ascii="Inter" w:hAnsi="Inter"/>
-        </w:rPr>
-        <w:t>The potential for cortisol's quaternary properties to interact with our DNA is even more intriguing</w:t>
-      </w:r>
-      <w:r>
-        <w:rPr>
-          <w:rFonts w:ascii="Inter" w:hAnsi="Inter"/>
-        </w:rPr>
-        <w:t>. By engaging in a cellular dialogue through the quaternary code, cortisol might influence gene expression, shaping critical processes such as memory retention, learning, and overall neural function.</w:t>
-      </w:r>
-    </w:p>
-    <w:p>
-      <w:pPr>
-        <w:rPr>
-          <w:rFonts w:ascii="Inter" w:hAnsi="Inter"/>
-          <w:b/>
-          <w:bCs/>
-        </w:rPr>
-      </w:pPr>
-      <w:r>
-        <w:rPr>
-          <w:rFonts w:ascii="Inter" w:hAnsi="Inter"/>
-          <w:b/>
-          <w:bCs/>
-        </w:rPr>
-        <w:t>Unraveling the Connection: Memory and Stress</w:t>
-      </w:r>
-    </w:p>
-    <w:p>
-      <w:pPr>
-        <w:rPr>
-          <w:rFonts w:ascii="Inter" w:hAnsi="Inter"/>
-        </w:rPr>
-      </w:pPr>
-      <w:r>
-        <w:rPr>
-          <w:rFonts w:ascii="Inter" w:hAnsi="Inter"/>
-        </w:rPr>
-        <w:t>Understanding the interactions between cortisol, quaternary codes, and memory is essential for advancing mental health treatments. Chronic stress profoundly impacts memory formation and retrieval, leading to cognitive decline in many individuals. Dr. Hofstad's groundbreaking discoveries might offer fresh perspectives on why stress can upend normal cognitive processes and memory formation.</w:t>
-      </w:r>
-    </w:p>
-    <w:p>
-      <w:pPr>
-        <w:rPr>
-          <w:rFonts w:ascii="Inter" w:hAnsi="Inter"/>
-        </w:rPr>
-      </w:pPr>
-      <w:r>
-        <w:rPr>
-          <w:rFonts w:ascii="Inter" w:hAnsi="Inter"/>
-        </w:rPr>
-        <w:t>Through the lens of quaternary codes, we gain valuable insights into how stress contributes to memory loss. By exploring the underlying mechanisms, including how cortisol interacts with dendritic structures, we may unravel strategies to mitigate its negative impacts. This research could potentially lead to revolutionary therapies aimed at protecting and revitalizing memory functions in stressed individuals.</w:t>
-      </w:r>
-    </w:p>
-    <w:p>
-      <w:pPr>
-        <w:rPr>
-          <w:rFonts w:ascii="Inter" w:hAnsi="Inter"/>
-          <w:b/>
-          <w:bCs/>
-        </w:rPr>
-      </w:pPr>
-      <w:r>
-        <w:rPr>
-          <w:rFonts w:ascii="Inter" w:hAnsi="Inter"/>
-          <w:b/>
-          <w:bCs/>
-        </w:rPr>
         <w:t>How Biology Reflects Electronic Systems</w:t>
       </w:r>
     </w:p>
@@ -1132,200 +1071,200 @@
         <w:rPr>
           <w:rFonts w:ascii="Inter" w:hAnsi="Inter"/>
         </w:rPr>
+        <w:t xml:space="preserve">An intriguing aspect of Hofstad's research is the </w:t>
+      </w:r>
+      <w:r>
+        <w:rPr>
+          <w:rFonts w:ascii="Inter" w:hAnsi="Inter"/>
+        </w:rPr>
+        <w:t>evident</w:t>
+      </w:r>
+      <w:r>
+        <w:rPr>
+          <w:rFonts w:ascii="Inter" w:hAnsi="Inter"/>
+        </w:rPr>
+        <w:t xml:space="preserve"> mirroring of biological </w:t>
+      </w:r>
+      <w:r>
+        <w:rPr>
+          <w:rFonts w:ascii="Inter" w:hAnsi="Inter"/>
+        </w:rPr>
+        <w:t>and</w:t>
+      </w:r>
+      <w:r>
+        <w:rPr>
+          <w:rFonts w:ascii="Inter" w:hAnsi="Inter"/>
+        </w:rPr>
+        <w:t xml:space="preserve"> electronic systems, particularly in how information is conveyed and processed. </w:t>
+      </w:r>
+      <w:r>
+        <w:rPr>
+          <w:rFonts w:ascii="Inter" w:hAnsi="Inter"/>
+        </w:rPr>
+        <w:t>The body constructs biological circuits analogous to computer electronic circuits by employing quaternary codes</w:t>
+      </w:r>
+      <w:r>
+        <w:rPr>
+          <w:rFonts w:ascii="Inter" w:hAnsi="Inter"/>
+        </w:rPr>
+        <w:t xml:space="preserve">. If Dr. </w:t>
+      </w:r>
+      <w:r>
+        <w:rPr>
+          <w:rFonts w:ascii="Inter" w:hAnsi="Inter"/>
+        </w:rPr>
+        <w:t>Hofstad's</w:t>
+      </w:r>
+      <w:r>
+        <w:rPr>
+          <w:rFonts w:ascii="Inter" w:hAnsi="Inter"/>
+        </w:rPr>
+        <w:t xml:space="preserve"> hypotheses prove accurate, it raises the prospect of understanding the human body as an intricate </w:t>
+      </w:r>
+      <w:r>
+        <w:rPr>
+          <w:rFonts w:ascii="Inter" w:hAnsi="Inter"/>
+        </w:rPr>
+        <w:t>information processing system</w:t>
+      </w:r>
+      <w:r>
+        <w:rPr>
+          <w:rFonts w:ascii="Inter" w:hAnsi="Inter"/>
+        </w:rPr>
+        <w:t>, much like complex computing algorithms.</w:t>
+      </w:r>
+    </w:p>
+    <w:p>
+      <w:pPr>
+        <w:rPr>
+          <w:rFonts w:ascii="Inter" w:hAnsi="Inter"/>
+        </w:rPr>
+      </w:pPr>
+      <w:r>
+        <w:rPr>
+          <w:rFonts w:ascii="Inter" w:hAnsi="Inter"/>
+        </w:rPr>
+        <w:t xml:space="preserve">This analogy offers a new lens to explore a range of physiological phenomena, from hormone signaling and neurotransmission to overall cognitive processing. Furthermore, such comparisons encourage interdisciplinary collaboration between neurobiologists, engineers, and data scientists, opening the door for groundbreaking innovations in both fields. Imagine a future where we not only interpret the </w:t>
+      </w:r>
+      <w:r>
+        <w:rPr>
+          <w:rFonts w:ascii="Inter" w:hAnsi="Inter"/>
+        </w:rPr>
+        <w:t>body's biological functions</w:t>
+      </w:r>
+      <w:r>
+        <w:rPr>
+          <w:rFonts w:ascii="Inter" w:hAnsi="Inter"/>
+        </w:rPr>
+        <w:t xml:space="preserve"> through the lens of technology but also utilize technology to restore lost functions or enhance existing capabilities.</w:t>
+      </w:r>
+    </w:p>
+    <w:p>
+      <w:pPr>
+        <w:rPr>
+          <w:rFonts w:ascii="Inter" w:hAnsi="Inter"/>
+          <w:b/>
+          <w:bCs/>
+        </w:rPr>
+      </w:pPr>
+      <w:r>
+        <w:rPr>
+          <w:rFonts w:ascii="Inter" w:hAnsi="Inter"/>
+          <w:b/>
+          <w:bCs/>
+        </w:rPr>
+        <w:t>DNA and the Quaternary Code: Bridging Biological Systems</w:t>
+      </w:r>
+    </w:p>
+    <w:p>
+      <w:pPr>
+        <w:rPr>
+          <w:rFonts w:ascii="Inter" w:hAnsi="Inter"/>
+        </w:rPr>
+      </w:pPr>
+      <w:r>
+        <w:rPr>
+          <w:rFonts w:ascii="Inter" w:hAnsi="Inter"/>
+        </w:rPr>
+        <w:t xml:space="preserve">The </w:t>
+      </w:r>
+      <w:r>
+        <w:rPr>
+          <w:rFonts w:ascii="Inter" w:hAnsi="Inter"/>
+        </w:rPr>
+        <w:t>relationship between quaternary code and DNA provides another compelling layer for</w:t>
+      </w:r>
+      <w:r>
+        <w:rPr>
+          <w:rFonts w:ascii="Inter" w:hAnsi="Inter"/>
+        </w:rPr>
+        <w:t xml:space="preserve"> Dr. Hofstad's research. Just as the human body operates using a quaternary coding system—mirrored in the DNA's structure—there is a distinct parallel that could foster new applications in genetics and computer science.</w:t>
+      </w:r>
+    </w:p>
+    <w:p>
+      <w:pPr>
+        <w:rPr>
+          <w:rFonts w:ascii="Inter" w:hAnsi="Inter"/>
+        </w:rPr>
+      </w:pPr>
+      <w:r>
+        <w:rPr>
+          <w:rFonts w:ascii="Inter" w:hAnsi="Inter"/>
+        </w:rPr>
+        <w:t xml:space="preserve">DNA, composed of four types of nucleotides (adenine, thymine, guanine, and cytosine), </w:t>
+      </w:r>
+      <w:r>
+        <w:rPr>
+          <w:rFonts w:ascii="Inter" w:hAnsi="Inter"/>
+        </w:rPr>
+        <w:t>perfectly illustrates</w:t>
+      </w:r>
+      <w:r>
+        <w:rPr>
+          <w:rFonts w:ascii="Inter" w:hAnsi="Inter"/>
+        </w:rPr>
+        <w:t xml:space="preserve"> a quaternary system. This parallel </w:t>
+      </w:r>
+      <w:r>
+        <w:rPr>
+          <w:rFonts w:ascii="Inter" w:hAnsi="Inter"/>
+        </w:rPr>
+        <w:t>reinforces the significance of quaternary codes and</w:t>
+      </w:r>
+      <w:r>
+        <w:rPr>
+          <w:rFonts w:ascii="Inter" w:hAnsi="Inter"/>
+        </w:rPr>
+        <w:t xml:space="preserve"> illuminates the potential for groundbreaking innovations, such as DNA data storage. </w:t>
+      </w:r>
+      <w:r>
+        <w:rPr>
+          <w:rFonts w:ascii="Inter" w:hAnsi="Inter"/>
+        </w:rPr>
+        <w:t>Encoding</w:t>
+      </w:r>
+      <w:r>
+        <w:rPr>
+          <w:rFonts w:ascii="Inter" w:hAnsi="Inter"/>
+        </w:rPr>
+        <w:t xml:space="preserve"> digital information into DNA sequences can fundamentally reshape how we perceive data management, connecting biological functions with technological advancements.</w:t>
+      </w:r>
+    </w:p>
+    <w:p>
+      <w:pPr>
+        <w:rPr>
+          <w:rFonts w:ascii="Inter" w:hAnsi="Inter"/>
+          <w:b/>
+          <w:bCs/>
+        </w:rPr>
+      </w:pPr>
+      <w:r>
+        <w:rPr>
+          <w:rFonts w:ascii="Inter" w:hAnsi="Inter"/>
+          <w:b/>
+          <w:bCs/>
+        </w:rPr>
         <w:lastRenderedPageBreak/>
-        <w:t xml:space="preserve">An intriguing aspect of Hofstad's research is the </w:t>
-      </w:r>
-      <w:r>
-        <w:rPr>
-          <w:rFonts w:ascii="Inter" w:hAnsi="Inter"/>
-        </w:rPr>
-        <w:t>evident</w:t>
-      </w:r>
-      <w:r>
-        <w:rPr>
-          <w:rFonts w:ascii="Inter" w:hAnsi="Inter"/>
-        </w:rPr>
-        <w:t xml:space="preserve"> mirroring of biological </w:t>
-      </w:r>
-      <w:r>
-        <w:rPr>
-          <w:rFonts w:ascii="Inter" w:hAnsi="Inter"/>
-        </w:rPr>
-        <w:t>and</w:t>
-      </w:r>
-      <w:r>
-        <w:rPr>
-          <w:rFonts w:ascii="Inter" w:hAnsi="Inter"/>
-        </w:rPr>
-        <w:t xml:space="preserve"> electronic systems, particularly in how information is conveyed and processed. </w:t>
-      </w:r>
-      <w:r>
-        <w:rPr>
-          <w:rFonts w:ascii="Inter" w:hAnsi="Inter"/>
-        </w:rPr>
-        <w:t>The body constructs biological circuits analogous to computer electronic circuits by employing quaternary codes</w:t>
-      </w:r>
-      <w:r>
-        <w:rPr>
-          <w:rFonts w:ascii="Inter" w:hAnsi="Inter"/>
-        </w:rPr>
-        <w:t xml:space="preserve">. If Dr. </w:t>
-      </w:r>
-      <w:r>
-        <w:rPr>
-          <w:rFonts w:ascii="Inter" w:hAnsi="Inter"/>
-        </w:rPr>
-        <w:t>Hofstad's</w:t>
-      </w:r>
-      <w:r>
-        <w:rPr>
-          <w:rFonts w:ascii="Inter" w:hAnsi="Inter"/>
-        </w:rPr>
-        <w:t xml:space="preserve"> hypotheses prove accurate, it raises the prospect of understanding the human body as an intricate </w:t>
-      </w:r>
-      <w:r>
-        <w:rPr>
-          <w:rFonts w:ascii="Inter" w:hAnsi="Inter"/>
-        </w:rPr>
-        <w:t>information processing system</w:t>
-      </w:r>
-      <w:r>
-        <w:rPr>
-          <w:rFonts w:ascii="Inter" w:hAnsi="Inter"/>
-        </w:rPr>
-        <w:t>, much like complex computing algorithms.</w:t>
-      </w:r>
-    </w:p>
-    <w:p>
-      <w:pPr>
-        <w:rPr>
-          <w:rFonts w:ascii="Inter" w:hAnsi="Inter"/>
-        </w:rPr>
-      </w:pPr>
-      <w:r>
-        <w:rPr>
-          <w:rFonts w:ascii="Inter" w:hAnsi="Inter"/>
-        </w:rPr>
-        <w:t xml:space="preserve">This analogy offers a new lens to explore a range of physiological phenomena, from hormone signaling and neurotransmission to overall cognitive processing. Furthermore, such comparisons encourage interdisciplinary collaboration between neurobiologists, engineers, and data scientists, opening the door for groundbreaking innovations in both fields. Imagine a future where we not only interpret the </w:t>
-      </w:r>
-      <w:r>
-        <w:rPr>
-          <w:rFonts w:ascii="Inter" w:hAnsi="Inter"/>
-        </w:rPr>
-        <w:t>body's biological functions</w:t>
-      </w:r>
-      <w:r>
-        <w:rPr>
-          <w:rFonts w:ascii="Inter" w:hAnsi="Inter"/>
-        </w:rPr>
-        <w:t xml:space="preserve"> through the lens of technology but also utilize technology to restore lost functions or enhance existing capabilities.</w:t>
-      </w:r>
-    </w:p>
-    <w:p>
-      <w:pPr>
-        <w:rPr>
-          <w:rFonts w:ascii="Inter" w:hAnsi="Inter"/>
-          <w:b/>
-          <w:bCs/>
-        </w:rPr>
-      </w:pPr>
-      <w:r>
-        <w:rPr>
-          <w:rFonts w:ascii="Inter" w:hAnsi="Inter"/>
-          <w:b/>
-          <w:bCs/>
-        </w:rPr>
-        <w:t>DNA and the Quaternary Code: Bridging Biological Systems</w:t>
-      </w:r>
-    </w:p>
-    <w:p>
-      <w:pPr>
-        <w:rPr>
-          <w:rFonts w:ascii="Inter" w:hAnsi="Inter"/>
-        </w:rPr>
-      </w:pPr>
-      <w:r>
-        <w:rPr>
-          <w:rFonts w:ascii="Inter" w:hAnsi="Inter"/>
-        </w:rPr>
-        <w:t xml:space="preserve">The </w:t>
-      </w:r>
-      <w:r>
-        <w:rPr>
-          <w:rFonts w:ascii="Inter" w:hAnsi="Inter"/>
-        </w:rPr>
-        <w:t>relationship between quaternary code and DNA provides another compelling layer for</w:t>
-      </w:r>
-      <w:r>
-        <w:rPr>
-          <w:rFonts w:ascii="Inter" w:hAnsi="Inter"/>
-        </w:rPr>
-        <w:t xml:space="preserve"> Dr. Hofstad's research. Just as the human body operates using a quaternary coding system—mirrored in the DNA's structure—there is a distinct parallel that could foster new applications in genetics and computer science.</w:t>
-      </w:r>
-    </w:p>
-    <w:p>
-      <w:pPr>
-        <w:rPr>
-          <w:rFonts w:ascii="Inter" w:hAnsi="Inter"/>
-        </w:rPr>
-      </w:pPr>
-      <w:r>
-        <w:rPr>
-          <w:rFonts w:ascii="Inter" w:hAnsi="Inter"/>
-        </w:rPr>
-        <w:t xml:space="preserve">DNA, composed of four types of nucleotides (adenine, thymine, guanine, and cytosine), </w:t>
-      </w:r>
-      <w:r>
-        <w:rPr>
-          <w:rFonts w:ascii="Inter" w:hAnsi="Inter"/>
-        </w:rPr>
-        <w:t>perfectly illustrates</w:t>
-      </w:r>
-      <w:r>
-        <w:rPr>
-          <w:rFonts w:ascii="Inter" w:hAnsi="Inter"/>
-        </w:rPr>
-        <w:t xml:space="preserve"> a quaternary system. This parallel </w:t>
-      </w:r>
-      <w:r>
-        <w:rPr>
-          <w:rFonts w:ascii="Inter" w:hAnsi="Inter"/>
-        </w:rPr>
-        <w:t>reinforces the significance of quaternary codes and</w:t>
-      </w:r>
-      <w:r>
-        <w:rPr>
-          <w:rFonts w:ascii="Inter" w:hAnsi="Inter"/>
-        </w:rPr>
-        <w:t xml:space="preserve"> illuminates the potential for groundbreaking innovations, such as DNA data storage. </w:t>
-      </w:r>
-      <w:r>
-        <w:rPr>
-          <w:rFonts w:ascii="Inter" w:hAnsi="Inter"/>
-        </w:rPr>
-        <w:t>Encoding</w:t>
-      </w:r>
-      <w:r>
-        <w:rPr>
-          <w:rFonts w:ascii="Inter" w:hAnsi="Inter"/>
-        </w:rPr>
-        <w:t xml:space="preserve"> digital information into DNA sequences can fundamentally reshape how we perceive data management, connecting biological functions with technological advancements.</w:t>
-      </w:r>
-    </w:p>
-    <w:p>
-      <w:pPr>
-        <w:rPr>
-          <w:rFonts w:ascii="Inter" w:hAnsi="Inter"/>
-          <w:b/>
-          <w:bCs/>
-        </w:rPr>
-      </w:pPr>
-      <w:r>
-        <w:rPr>
-          <w:rFonts w:ascii="Inter" w:hAnsi="Inter"/>
-          <w:b/>
-          <w:bCs/>
-        </w:rPr>
         <w:t>The Potential Impact on DNA Analysis</w:t>
       </w:r>
     </w:p>
@@ -1370,184 +1309,170 @@
         <w:rPr>
           <w:rFonts w:ascii="Inter" w:hAnsi="Inter"/>
         </w:rPr>
-        <w:t xml:space="preserve"> Hofstad's work invites us to rethink how biological information is encoded. With ongoing discoveries in DNA data storage </w:t>
+        <w:t xml:space="preserve"> Hofstad's work invites us to rethink how biological information is encoded. With ongoing discoveries in DNA data storage signaling a significant shift in </w:t>
+      </w:r>
+      <w:r>
+        <w:rPr>
+          <w:rFonts w:ascii="Inter" w:hAnsi="Inter"/>
+        </w:rPr>
+        <w:t>understanding</w:t>
+      </w:r>
+      <w:r>
+        <w:rPr>
+          <w:rFonts w:ascii="Inter" w:hAnsi="Inter"/>
+        </w:rPr>
+        <w:t xml:space="preserve"> genetic information, the interplay between cortisol, quaternary codes, and DNA could lead to revolutionary advances in personal medicine and biology-based data systems.</w:t>
+      </w:r>
+    </w:p>
+    <w:p>
+      <w:pPr>
+        <w:rPr>
+          <w:rFonts w:ascii="Inter" w:hAnsi="Inter"/>
+          <w:b/>
+          <w:bCs/>
+        </w:rPr>
+      </w:pPr>
+      <w:r>
+        <w:rPr>
+          <w:rFonts w:ascii="Inter" w:hAnsi="Inter"/>
+          <w:b/>
+          <w:bCs/>
+        </w:rPr>
+        <w:t>Future Directions: Healing Through Innovation</w:t>
+      </w:r>
+    </w:p>
+    <w:p>
+      <w:pPr>
+        <w:rPr>
+          <w:rFonts w:ascii="Inter" w:hAnsi="Inter"/>
+        </w:rPr>
+      </w:pPr>
+      <w:r>
+        <w:rPr>
+          <w:rFonts w:ascii="Inter" w:hAnsi="Inter"/>
+        </w:rPr>
+        <w:t>As Dr. Hofstad continues to unveil the mysteries behind quaternary codes and cortical communication, the implications for medical science cannot be understated. His hopes to revolutionize memory recovery techniques for individuals with cognitive impairments underscore a resounding message—engineering and biology must collaborate to confront complex health challenges. By understanding the body's innate coding mechanisms, we may harness the power of biological circuits to foster recovery pathways and enhance human cognition.</w:t>
+      </w:r>
+    </w:p>
+    <w:p>
+      <w:pPr>
+        <w:rPr>
+          <w:rFonts w:ascii="Inter" w:hAnsi="Inter"/>
+        </w:rPr>
+      </w:pPr>
+      <w:r>
+        <w:rPr>
+          <w:rFonts w:ascii="Inter" w:hAnsi="Inter"/>
+        </w:rPr>
+        <w:t xml:space="preserve">Furthermore, </w:t>
+      </w:r>
+      <w:r>
+        <w:rPr>
+          <w:rFonts w:ascii="Inter" w:hAnsi="Inter"/>
+        </w:rPr>
+        <w:t>embracing an integrative approach</w:t>
+      </w:r>
+      <w:r>
+        <w:rPr>
+          <w:rFonts w:ascii="Inter" w:hAnsi="Inter"/>
+        </w:rPr>
+        <w:t xml:space="preserve"> can shape a future where recovering lost memories transforms into an attainable goal rather than an elusive dream. As scientific inquiry progresses, the potential for therapies employing quaternary code technologies opens </w:t>
+      </w:r>
+      <w:r>
+        <w:rPr>
+          <w:rFonts w:ascii="Inter" w:hAnsi="Inter"/>
+        </w:rPr>
+        <w:t>avenues for rehabilitation and</w:t>
+      </w:r>
+      <w:r>
+        <w:rPr>
+          <w:rFonts w:ascii="Inter" w:hAnsi="Inter"/>
+        </w:rPr>
+        <w:t xml:space="preserve"> the enhancement of cognitive and emotional well-being for broader populations.</w:t>
+      </w:r>
+    </w:p>
+    <w:p>
+      <w:pPr>
+        <w:rPr>
+          <w:rFonts w:ascii="Inter" w:hAnsi="Inter"/>
+          <w:b/>
+          <w:bCs/>
+        </w:rPr>
+      </w:pPr>
+      <w:r>
+        <w:rPr>
+          <w:rFonts w:ascii="Inter" w:hAnsi="Inter"/>
+          <w:b/>
+          <w:bCs/>
+        </w:rPr>
+        <w:t>Future Possibilities: Unlocking Human Potential</w:t>
+      </w:r>
+    </w:p>
+    <w:p>
+      <w:pPr>
+        <w:rPr>
+          <w:rFonts w:ascii="Inter" w:hAnsi="Inter"/>
+        </w:rPr>
+      </w:pPr>
+      <w:proofErr w:type="gramStart"/>
+      <w:r>
+        <w:rPr>
+          <w:rFonts w:ascii="Inter" w:hAnsi="Inter"/>
+        </w:rPr>
+        <w:t>In light of</w:t>
+      </w:r>
+      <w:proofErr w:type="gramEnd"/>
+      <w:r>
+        <w:rPr>
+          <w:rFonts w:ascii="Inter" w:hAnsi="Inter"/>
+        </w:rPr>
+        <w:t xml:space="preserve"> Dr. Hofstad's discoveries, the future of medicine looks hopeful. By harnessing the principles of quaternary codes in hormonal messaging, we may enhance healing and recovery processes for individuals suffering from brain damage or memory-related disorders. Advances in this field could enable </w:t>
+      </w:r>
+      <w:r>
+        <w:rPr>
+          <w:rFonts w:ascii="Inter" w:hAnsi="Inter"/>
+          <w:b/>
+          <w:bCs/>
+        </w:rPr>
+        <w:t>biological data recovery</w:t>
+      </w:r>
+      <w:r>
+        <w:rPr>
+          <w:rFonts w:ascii="Inter" w:hAnsi="Inter"/>
+        </w:rPr>
+        <w:t xml:space="preserve"> that restores lost cognitive functions by reprogramming </w:t>
+      </w:r>
+      <w:r>
+        <w:rPr>
+          <w:rFonts w:ascii="Inter" w:hAnsi="Inter"/>
+        </w:rPr>
+        <w:t>how</w:t>
+      </w:r>
+      <w:r>
+        <w:rPr>
+          <w:rFonts w:ascii="Inter" w:hAnsi="Inter"/>
+        </w:rPr>
+        <w:t xml:space="preserve"> our body interprets and responds to stress signals.</w:t>
+      </w:r>
+    </w:p>
+    <w:p>
+      <w:pPr>
+        <w:rPr>
+          <w:rFonts w:ascii="Inter" w:hAnsi="Inter"/>
+        </w:rPr>
+      </w:pPr>
+      <w:r>
+        <w:rPr>
+          <w:rFonts w:ascii="Inter" w:hAnsi="Inter"/>
+        </w:rPr>
+        <w:t xml:space="preserve">Moreover, reading human DNA in a manner akin to using a USB stick could transform our understanding of genetics and medicine. As technology aligns with biological discovery, we </w:t>
       </w:r>
       <w:r>
         <w:rPr>
           <w:rFonts w:ascii="Inter" w:hAnsi="Inter"/>
         </w:rPr>
         <w:lastRenderedPageBreak/>
-        <w:t xml:space="preserve">signaling a significant shift in </w:t>
-      </w:r>
-      <w:r>
-        <w:rPr>
-          <w:rFonts w:ascii="Inter" w:hAnsi="Inter"/>
-        </w:rPr>
-        <w:t>understanding</w:t>
-      </w:r>
-      <w:r>
-        <w:rPr>
-          <w:rFonts w:ascii="Inter" w:hAnsi="Inter"/>
-        </w:rPr>
-        <w:t xml:space="preserve"> genetic information, the interplay between cortisol, quaternary codes, and DNA could lead to revolutionary advances in personal medicine and biology-based data systems.</w:t>
-      </w:r>
-    </w:p>
-    <w:p>
-      <w:pPr>
-        <w:rPr>
-          <w:rFonts w:ascii="Inter" w:hAnsi="Inter"/>
-          <w:b/>
-          <w:bCs/>
-        </w:rPr>
-      </w:pPr>
-      <w:r>
-        <w:rPr>
-          <w:rFonts w:ascii="Inter" w:hAnsi="Inter"/>
-          <w:b/>
-          <w:bCs/>
-        </w:rPr>
-        <w:t>Future Directions: Healing Through Innovation</w:t>
-      </w:r>
-    </w:p>
-    <w:p>
-      <w:pPr>
-        <w:rPr>
-          <w:rFonts w:ascii="Inter" w:hAnsi="Inter"/>
-        </w:rPr>
-      </w:pPr>
-      <w:r>
-        <w:rPr>
-          <w:rFonts w:ascii="Inter" w:hAnsi="Inter"/>
-        </w:rPr>
-        <w:t>As Dr. Hofstad continues to unveil the mysteries behind quaternary codes and cortical communication, the implications for medical science cannot be understated. His hopes to revolutionize memory recovery techniques for individuals with cognitive impairments underscore a resounding message—engineering and biology must collaborate to confront complex health challenges. By understanding the body's innate coding mechanisms, we may harness the power of biological circuits to foster recovery pathways and enhance human cognition.</w:t>
-      </w:r>
-    </w:p>
-    <w:p>
-      <w:pPr>
-        <w:rPr>
-          <w:rFonts w:ascii="Inter" w:hAnsi="Inter"/>
-        </w:rPr>
-      </w:pPr>
-      <w:r>
-        <w:rPr>
-          <w:rFonts w:ascii="Inter" w:hAnsi="Inter"/>
-        </w:rPr>
-        <w:t xml:space="preserve">Furthermore, </w:t>
-      </w:r>
-      <w:r>
-        <w:rPr>
-          <w:rFonts w:ascii="Inter" w:hAnsi="Inter"/>
-        </w:rPr>
-        <w:t>embracing an integrative approach</w:t>
-      </w:r>
-      <w:r>
-        <w:rPr>
-          <w:rFonts w:ascii="Inter" w:hAnsi="Inter"/>
-        </w:rPr>
-        <w:t xml:space="preserve"> can shape a future where recovering lost memories transforms into an attainable goal rather than an elusive dream. As scientific inquiry progresses, the potential for therapies employing quaternary code technologies opens </w:t>
-      </w:r>
-      <w:r>
-        <w:rPr>
-          <w:rFonts w:ascii="Inter" w:hAnsi="Inter"/>
-        </w:rPr>
-        <w:t>avenues for rehabilitation and</w:t>
-      </w:r>
-      <w:r>
-        <w:rPr>
-          <w:rFonts w:ascii="Inter" w:hAnsi="Inter"/>
-        </w:rPr>
-        <w:t xml:space="preserve"> the enhancement of cognitive and emotional well-being for broader populations.</w:t>
-      </w:r>
-    </w:p>
-    <w:p>
-      <w:pPr>
-        <w:rPr>
-          <w:rFonts w:ascii="Inter" w:hAnsi="Inter"/>
-          <w:b/>
-          <w:bCs/>
-        </w:rPr>
-      </w:pPr>
-      <w:r>
-        <w:rPr>
-          <w:rFonts w:ascii="Inter" w:hAnsi="Inter"/>
-          <w:b/>
-          <w:bCs/>
-        </w:rPr>
-        <w:t>Future Possibilities: Unlocking Human Potential</w:t>
-      </w:r>
-    </w:p>
-    <w:p>
-      <w:pPr>
-        <w:rPr>
-          <w:rFonts w:ascii="Inter" w:hAnsi="Inter"/>
-        </w:rPr>
-      </w:pPr>
-      <w:proofErr w:type="gramStart"/>
-      <w:r>
-        <w:rPr>
-          <w:rFonts w:ascii="Inter" w:hAnsi="Inter"/>
-        </w:rPr>
-        <w:t>In light of</w:t>
-      </w:r>
-      <w:proofErr w:type="gramEnd"/>
-      <w:r>
-        <w:rPr>
-          <w:rFonts w:ascii="Inter" w:hAnsi="Inter"/>
-        </w:rPr>
-        <w:t xml:space="preserve"> Dr. Hofstad's discoveries, the future of medicine looks hopeful. By harnessing the principles of quaternary codes in hormonal messaging, we may enhance healing and recovery processes for individuals suffering from brain damage or memory-related disorders. Advances in this field could enable </w:t>
-      </w:r>
-      <w:r>
-        <w:rPr>
-          <w:rFonts w:ascii="Inter" w:hAnsi="Inter"/>
-          <w:b/>
-          <w:bCs/>
-        </w:rPr>
-        <w:t>biological data recovery</w:t>
-      </w:r>
-      <w:r>
-        <w:rPr>
-          <w:rFonts w:ascii="Inter" w:hAnsi="Inter"/>
-        </w:rPr>
-        <w:t xml:space="preserve"> that restores lost cognitive functions by reprogramming </w:t>
-      </w:r>
-      <w:r>
-        <w:rPr>
-          <w:rFonts w:ascii="Inter" w:hAnsi="Inter"/>
-        </w:rPr>
-        <w:t>how</w:t>
-      </w:r>
-      <w:r>
-        <w:rPr>
-          <w:rFonts w:ascii="Inter" w:hAnsi="Inter"/>
-        </w:rPr>
-        <w:t xml:space="preserve"> our body interprets and responds to stress signals.</w:t>
-      </w:r>
-    </w:p>
-    <w:p>
-      <w:pPr>
-        <w:rPr>
-          <w:rFonts w:ascii="Inter" w:hAnsi="Inter"/>
-        </w:rPr>
-      </w:pPr>
-      <w:r>
-        <w:rPr>
-          <w:rFonts w:ascii="Inter" w:hAnsi="Inter"/>
-        </w:rPr>
-        <w:t xml:space="preserve">Moreover, reading human DNA in a manner akin to using a USB stick could transform our understanding of genetics and medicine. As technology aligns with biological discovery, we stand </w:t>
-      </w:r>
-      <w:proofErr w:type="gramStart"/>
-      <w:r>
-        <w:rPr>
-          <w:rFonts w:ascii="Inter" w:hAnsi="Inter"/>
-        </w:rPr>
-        <w:t>at</w:t>
-      </w:r>
-      <w:proofErr w:type="gramEnd"/>
-      <w:r>
-        <w:rPr>
-          <w:rFonts w:ascii="Inter" w:hAnsi="Inter"/>
-        </w:rPr>
-        <w:t xml:space="preserve"> the cusp of revolutionary breakthroughs in healthcare. Dr. Hofstad's vision inspires a new era of research that could lead to powerful therapies capable of restoring and enhancing human intelligence.</w:t>
+        <w:t>stand at the cusp of revolutionary breakthroughs in healthcare. Dr. Hofstad's vision inspires a new era of research that could lead to powerful therapies capable of restoring and enhancing human intelligence.</w:t>
       </w:r>
     </w:p>
     <w:p>
@@ -1589,14 +1514,7 @@
         <w:rPr>
           <w:rFonts w:ascii="Inter" w:hAnsi="Inter"/>
         </w:rPr>
-        <w:t xml:space="preserve">. As we continue to </w:t>
-      </w:r>
-      <w:r>
-        <w:rPr>
-          <w:rFonts w:ascii="Inter" w:hAnsi="Inter"/>
-        </w:rPr>
-        <w:lastRenderedPageBreak/>
-        <w:t xml:space="preserve">explore these connections, we </w:t>
+        <w:t xml:space="preserve">. As we continue to explore these connections, we </w:t>
       </w:r>
       <w:r>
         <w:rPr>
@@ -1930,7 +1848,6 @@
           <w:b/>
           <w:bCs/>
         </w:rPr>
-        <w:lastRenderedPageBreak/>
         <w:t>Sources</w:t>
       </w:r>
       <w:r>
@@ -3032,6 +2949,7 @@
   <w:style w:type="character" w:default="1" w:styleId="DefaultParagraphFont">
     <w:name w:val="Default Paragraph Font"/>
     <w:uiPriority w:val="1"/>
+    <w:semiHidden/>
     <w:unhideWhenUsed/>
   </w:style>
   <w:style w:type="table" w:default="1" w:styleId="TableNormal">
@@ -3722,20 +3640,20 @@
 </file>
 
 <file path=customXml/item1.xml><?xml version="1.0" encoding="utf-8"?>
-<p:properties xmlns:p="http://schemas.microsoft.com/office/2006/metadata/properties" xmlns:xsi="http://www.w3.org/2001/XMLSchema-instance" xmlns:pc="http://schemas.microsoft.com/office/infopath/2007/PartnerControls">
-  <documentManagement>
-    <_activity xmlns="d8b4c8f0-ebfc-43d9-bc3d-dfccd4e6be33" xsi:nil="true"/>
-  </documentManagement>
-</p:properties>
-</file>
-
-<file path=customXml/item2.xml><?xml version="1.0" encoding="utf-8"?>
 <?mso-contentType ?>
 <FormTemplates xmlns="http://schemas.microsoft.com/sharepoint/v3/contenttype/forms">
   <Display>DocumentLibraryForm</Display>
   <Edit>DocumentLibraryForm</Edit>
   <New>DocumentLibraryForm</New>
 </FormTemplates>
+</file>
+
+<file path=customXml/item2.xml><?xml version="1.0" encoding="utf-8"?>
+<p:properties xmlns:p="http://schemas.microsoft.com/office/2006/metadata/properties" xmlns:xsi="http://www.w3.org/2001/XMLSchema-instance" xmlns:pc="http://schemas.microsoft.com/office/infopath/2007/PartnerControls">
+  <documentManagement>
+    <_activity xmlns="d8b4c8f0-ebfc-43d9-bc3d-dfccd4e6be33" xsi:nil="true"/>
+  </documentManagement>
+</p:properties>
 </file>
 
 <file path=customXml/item3.xml><?xml version="1.0" encoding="utf-8"?>
@@ -3992,26 +3910,19 @@
 </file>
 
 <file path=customXml/itemProps1.xml><?xml version="1.0" encoding="utf-8"?>
-<ds:datastoreItem xmlns:ds="http://schemas.openxmlformats.org/officeDocument/2006/customXml" ds:itemID="{A2F8FA7A-AFF6-4DC1-9098-70AD8E412FB4}">
+<ds:datastoreItem xmlns:ds="http://schemas.openxmlformats.org/officeDocument/2006/customXml" ds:itemID="{10BA756B-0336-4FD4-9BA1-C3642499DD86}">
   <ds:schemaRefs>
-    <ds:schemaRef ds:uri="http://purl.org/dc/dcmitype/"/>
-    <ds:schemaRef ds:uri="http://purl.org/dc/terms/"/>
-    <ds:schemaRef ds:uri="http://schemas.microsoft.com/office/2006/documentManagement/types"/>
-    <ds:schemaRef ds:uri="http://schemas.microsoft.com/office/2006/metadata/properties"/>
-    <ds:schemaRef ds:uri="d8b4c8f0-ebfc-43d9-bc3d-dfccd4e6be33"/>
-    <ds:schemaRef ds:uri="http://www.w3.org/XML/1998/namespace"/>
-    <ds:schemaRef ds:uri="http://purl.org/dc/elements/1.1/"/>
-    <ds:schemaRef ds:uri="http://schemas.microsoft.com/office/infopath/2007/PartnerControls"/>
-    <ds:schemaRef ds:uri="http://schemas.openxmlformats.org/package/2006/metadata/core-properties"/>
-    <ds:schemaRef ds:uri="b13bea6c-9957-4954-bece-02c6ee6c6559"/>
+    <ds:schemaRef ds:uri="http://schemas.microsoft.com/sharepoint/v3/contenttype/forms"/>
   </ds:schemaRefs>
 </ds:datastoreItem>
 </file>
 
 <file path=customXml/itemProps2.xml><?xml version="1.0" encoding="utf-8"?>
-<ds:datastoreItem xmlns:ds="http://schemas.openxmlformats.org/officeDocument/2006/customXml" ds:itemID="{10BA756B-0336-4FD4-9BA1-C3642499DD86}">
+<ds:datastoreItem xmlns:ds="http://schemas.openxmlformats.org/officeDocument/2006/customXml" ds:itemID="{A2F8FA7A-AFF6-4DC1-9098-70AD8E412FB4}">
   <ds:schemaRefs>
-    <ds:schemaRef ds:uri="http://schemas.microsoft.com/sharepoint/v3/contenttype/forms"/>
+    <ds:schemaRef ds:uri="http://schemas.microsoft.com/office/2006/metadata/properties"/>
+    <ds:schemaRef ds:uri="http://schemas.microsoft.com/office/infopath/2007/PartnerControls"/>
+    <ds:schemaRef ds:uri="d8b4c8f0-ebfc-43d9-bc3d-dfccd4e6be33"/>
   </ds:schemaRefs>
 </ds:datastoreItem>
 </file>
